--- a/doc/速度チェッカー使い方_TYPE1改.docx
+++ b/doc/速度チェッカー使い方_TYPE1改.docx
@@ -157,7 +157,21 @@
                                   <w14:bevel/>
                                 </w14:textOutline>
                               </w:rPr>
-                              <w:t>TYPE-1</w:t>
+                              <w:t>TYPE-</w:t>
+                            </w:r>
+                            <w:r>
+                              <w:rPr>
+                                <w:rFonts w:ascii="ＭＳ ゴシック" w:eastAsia="ＭＳ ゴシック" w:hAnsi="ＭＳ ゴシック" w:hint="eastAsia"/>
+                                <w:color w:val="000000" w:themeColor="text1"/>
+                                <w:sz w:val="40"/>
+                                <w:szCs w:val="40"/>
+                                <w14:textOutline w14:w="9525" w14:cap="rnd" w14:cmpd="sng" w14:algn="ctr">
+                                  <w14:noFill/>
+                                  <w14:prstDash w14:val="solid"/>
+                                  <w14:bevel/>
+                                </w14:textOutline>
+                              </w:rPr>
+                              <w:t>4</w:t>
                             </w:r>
                             <w:r>
                               <w:rPr>
@@ -299,7 +313,21 @@
                             <w14:bevel/>
                           </w14:textOutline>
                         </w:rPr>
-                        <w:t>TYPE-1</w:t>
+                        <w:t>TYPE-</w:t>
+                      </w:r>
+                      <w:r>
+                        <w:rPr>
+                          <w:rFonts w:ascii="ＭＳ ゴシック" w:eastAsia="ＭＳ ゴシック" w:hAnsi="ＭＳ ゴシック" w:hint="eastAsia"/>
+                          <w:color w:val="000000" w:themeColor="text1"/>
+                          <w:sz w:val="40"/>
+                          <w:szCs w:val="40"/>
+                          <w14:textOutline w14:w="9525" w14:cap="rnd" w14:cmpd="sng" w14:algn="ctr">
+                            <w14:noFill/>
+                            <w14:prstDash w14:val="solid"/>
+                            <w14:bevel/>
+                          </w14:textOutline>
+                        </w:rPr>
+                        <w:t>4</w:t>
                       </w:r>
                       <w:r>
                         <w:rPr>
@@ -436,21 +464,7 @@
           <w:rFonts w:hint="eastAsia"/>
           <w:color w:val="000000" w:themeColor="text1"/>
         </w:rPr>
-        <w:t>本製品は時速測定、電圧測定（MS</w:t>
-      </w:r>
-      <w:r>
-        <w:rPr>
-          <w:rFonts w:hint="eastAsia"/>
-          <w:color w:val="000000" w:themeColor="text1"/>
-        </w:rPr>
-        <w:t>フレキ</w:t>
-      </w:r>
-      <w:r>
-        <w:rPr>
-          <w:rFonts w:hint="eastAsia"/>
-          <w:color w:val="000000" w:themeColor="text1"/>
-        </w:rPr>
-        <w:t>シャーシ限定）、磁力測定できるマルチチェッカーです。</w:t>
+        <w:t>本製品は時速測定、磁力測定できるマルチチェッカーです。</w:t>
       </w:r>
     </w:p>
     <w:p>
@@ -1830,34 +1844,6 @@
           <w:rFonts w:hint="eastAsia"/>
           <w:color w:val="000000" w:themeColor="text1"/>
         </w:rPr>
-        <w:t>・電圧測定機能。MSシャーシ限定でシャーシにバッテリー搭載状態で電圧測定できます。</w:t>
-      </w:r>
-    </w:p>
-    <w:p>
-      <w:pPr>
-        <w:rPr>
-          <w:color w:val="000000" w:themeColor="text1"/>
-        </w:rPr>
-      </w:pPr>
-      <w:r>
-        <w:rPr>
-          <w:rFonts w:hint="eastAsia"/>
-          <w:color w:val="000000" w:themeColor="text1"/>
-        </w:rPr>
-        <w:t xml:space="preserve">　スイッチON/OFFいずれの測定もできます。</w:t>
-      </w:r>
-    </w:p>
-    <w:p>
-      <w:pPr>
-        <w:rPr>
-          <w:color w:val="000000" w:themeColor="text1"/>
-        </w:rPr>
-      </w:pPr>
-      <w:r>
-        <w:rPr>
-          <w:rFonts w:hint="eastAsia"/>
-          <w:color w:val="000000" w:themeColor="text1"/>
-        </w:rPr>
         <w:t>・磁力測定機能。ミニ四駆用のモーターの磁力測定できます。</w:t>
       </w:r>
     </w:p>
@@ -2315,23 +2301,14 @@
                                 <w:sz w:val="16"/>
                                 <w:szCs w:val="16"/>
                               </w:rPr>
-                              <w:t>測定</w:t>
-                            </w:r>
-                            <w:r>
-                              <w:rPr>
-                                <w:rFonts w:ascii="ＭＳ ゴシック" w:eastAsia="ＭＳ ゴシック" w:hAnsi="ＭＳ ゴシック" w:hint="eastAsia"/>
-                                <w:color w:val="FF0000"/>
-                                <w:sz w:val="16"/>
-                                <w:szCs w:val="16"/>
-                              </w:rPr>
-                              <w:t>していない時はこの画面から、スピード、電圧、磁力測定できます。</w:t>
+                              <w:t>測定していない時はこの画面から、スピード、電圧、磁力測定できます。</w:t>
                             </w:r>
                           </w:p>
                           <w:p>
                             <w:pPr>
                               <w:spacing w:line="240" w:lineRule="exact"/>
                               <w:rPr>
-                                <w:rFonts w:ascii="ＭＳ ゴシック" w:eastAsia="ＭＳ ゴシック" w:hAnsi="ＭＳ ゴシック" w:hint="eastAsia"/>
+                                <w:rFonts w:ascii="ＭＳ ゴシック" w:eastAsia="ＭＳ ゴシック" w:hAnsi="ＭＳ ゴシック"/>
                                 <w:color w:val="FF0000"/>
                                 <w:sz w:val="16"/>
                                 <w:szCs w:val="16"/>
@@ -2511,7 +2488,7 @@
                             <w:pPr>
                               <w:spacing w:line="240" w:lineRule="exact"/>
                               <w:rPr>
-                                <w:rFonts w:ascii="ＭＳ Ｐゴシック" w:eastAsia="ＭＳ Ｐゴシック" w:hAnsi="ＭＳ Ｐゴシック" w:hint="eastAsia"/>
+                                <w:rFonts w:ascii="ＭＳ Ｐゴシック" w:eastAsia="ＭＳ Ｐゴシック" w:hAnsi="ＭＳ Ｐゴシック"/>
                               </w:rPr>
                             </w:pPr>
                             <w:r>
@@ -8027,491 +8004,6 @@
           <w:color w:val="000000" w:themeColor="text1"/>
         </w:rPr>
       </w:pPr>
-    </w:p>
-    <w:p>
-      <w:pPr>
-        <w:rPr>
-          <w:color w:val="000000" w:themeColor="text1"/>
-        </w:rPr>
-      </w:pPr>
-      <w:r>
-        <w:rPr>
-          <w:rFonts w:hint="eastAsia"/>
-          <w:color w:val="000000" w:themeColor="text1"/>
-        </w:rPr>
-        <w:lastRenderedPageBreak/>
-        <w:t>■マルチチェッカーの使い方（電圧表示）</w:t>
-      </w:r>
-    </w:p>
-    <w:p>
-      <w:pPr>
-        <w:rPr>
-          <w:color w:val="000000" w:themeColor="text1"/>
-        </w:rPr>
-      </w:pPr>
-      <w:r>
-        <w:rPr>
-          <w:rFonts w:ascii="ＭＳ ゴシック" w:eastAsia="ＭＳ ゴシック" w:hAnsi="ＭＳ ゴシック"/>
-          <w:noProof/>
-          <w:color w:val="000000" w:themeColor="text1"/>
-        </w:rPr>
-        <mc:AlternateContent>
-          <mc:Choice Requires="wps">
-            <w:drawing>
-              <wp:anchor distT="45720" distB="45720" distL="114300" distR="114300" simplePos="0" relativeHeight="251735040" behindDoc="0" locked="0" layoutInCell="1" allowOverlap="1" wp14:anchorId="326CE942" wp14:editId="2343EAB7">
-                <wp:simplePos x="0" y="0"/>
-                <wp:positionH relativeFrom="margin">
-                  <wp:posOffset>210799</wp:posOffset>
-                </wp:positionH>
-                <wp:positionV relativeFrom="paragraph">
-                  <wp:posOffset>127000</wp:posOffset>
-                </wp:positionV>
-                <wp:extent cx="1333500" cy="535622"/>
-                <wp:effectExtent l="0" t="0" r="19050" b="17145"/>
-                <wp:wrapNone/>
-                <wp:docPr id="442985683" name="テキスト ボックス 2"/>
-                <wp:cNvGraphicFramePr>
-                  <a:graphicFrameLocks xmlns:a="http://schemas.openxmlformats.org/drawingml/2006/main"/>
-                </wp:cNvGraphicFramePr>
-                <a:graphic xmlns:a="http://schemas.openxmlformats.org/drawingml/2006/main">
-                  <a:graphicData uri="http://schemas.microsoft.com/office/word/2010/wordprocessingShape">
-                    <wps:wsp>
-                      <wps:cNvSpPr txBox="1">
-                        <a:spLocks noChangeArrowheads="1"/>
-                      </wps:cNvSpPr>
-                      <wps:spPr bwMode="auto">
-                        <a:xfrm>
-                          <a:off x="0" y="0"/>
-                          <a:ext cx="1333500" cy="535622"/>
-                        </a:xfrm>
-                        <a:prstGeom prst="rect">
-                          <a:avLst/>
-                        </a:prstGeom>
-                        <a:solidFill>
-                          <a:srgbClr val="FFFFFF"/>
-                        </a:solidFill>
-                        <a:ln w="9525">
-                          <a:solidFill>
-                            <a:srgbClr val="000000"/>
-                          </a:solidFill>
-                          <a:miter lim="800000"/>
-                          <a:headEnd/>
-                          <a:tailEnd/>
-                        </a:ln>
-                      </wps:spPr>
-                      <wps:txbx>
-                        <w:txbxContent>
-                          <w:p>
-                            <w:pPr>
-                              <w:ind w:firstLineChars="50" w:firstLine="220"/>
-                              <w:rPr>
-                                <w:rFonts w:ascii="ＭＳ Ｐゴシック" w:eastAsia="ＭＳ Ｐゴシック" w:hAnsi="ＭＳ Ｐゴシック"/>
-                              </w:rPr>
-                            </w:pPr>
-                            <w:r>
-                              <w:rPr>
-                                <w:rFonts w:ascii="ＭＳ Ｐゴシック" w:eastAsia="ＭＳ Ｐゴシック" w:hAnsi="ＭＳ Ｐゴシック"/>
-                                <w:sz w:val="44"/>
-                                <w:szCs w:val="44"/>
-                              </w:rPr>
-                              <w:t xml:space="preserve">2.72 </w:t>
-                            </w:r>
-                            <w:r>
-                              <w:rPr>
-                                <w:rFonts w:ascii="ＭＳ Ｐゴシック" w:eastAsia="ＭＳ Ｐゴシック" w:hAnsi="ＭＳ Ｐゴシック" w:hint="eastAsia"/>
-                                <w:sz w:val="44"/>
-                                <w:szCs w:val="44"/>
-                              </w:rPr>
-                              <w:t>v</w:t>
-                            </w:r>
-                          </w:p>
-                        </w:txbxContent>
-                      </wps:txbx>
-                      <wps:bodyPr rot="0" vert="horz" wrap="square" lIns="91440" tIns="45720" rIns="91440" bIns="45720" anchor="t" anchorCtr="0">
-                        <a:noAutofit/>
-                      </wps:bodyPr>
-                    </wps:wsp>
-                  </a:graphicData>
-                </a:graphic>
-                <wp14:sizeRelH relativeFrom="margin">
-                  <wp14:pctWidth>0</wp14:pctWidth>
-                </wp14:sizeRelH>
-                <wp14:sizeRelV relativeFrom="margin">
-                  <wp14:pctHeight>0</wp14:pctHeight>
-                </wp14:sizeRelV>
-              </wp:anchor>
-            </w:drawing>
-          </mc:Choice>
-          <mc:Fallback>
-            <w:pict>
-              <v:shape w14:anchorId="326CE942" id="_x0000_s1062" type="#_x0000_t202" style="position:absolute;left:0;text-align:left;margin-left:16.6pt;margin-top:10pt;width:105pt;height:42.15pt;z-index:251735040;visibility:visible;mso-wrap-style:square;mso-width-percent:0;mso-height-percent:0;mso-wrap-distance-left:9pt;mso-wrap-distance-top:3.6pt;mso-wrap-distance-right:9pt;mso-wrap-distance-bottom:3.6pt;mso-position-horizontal:absolute;mso-position-horizontal-relative:margin;mso-position-vertical:absolute;mso-position-vertical-relative:text;mso-width-percent:0;mso-height-percent:0;mso-width-relative:margin;mso-height-relative:margin;v-text-anchor:top" o:gfxdata="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">
-                <v:textbox>
-                  <w:txbxContent>
-                    <w:p>
-                      <w:pPr>
-                        <w:ind w:firstLineChars="50" w:firstLine="220"/>
-                        <w:rPr>
-                          <w:rFonts w:ascii="ＭＳ Ｐゴシック" w:eastAsia="ＭＳ Ｐゴシック" w:hAnsi="ＭＳ Ｐゴシック"/>
-                        </w:rPr>
-                      </w:pPr>
-                      <w:r>
-                        <w:rPr>
-                          <w:rFonts w:ascii="ＭＳ Ｐゴシック" w:eastAsia="ＭＳ Ｐゴシック" w:hAnsi="ＭＳ Ｐゴシック"/>
-                          <w:sz w:val="44"/>
-                          <w:szCs w:val="44"/>
-                        </w:rPr>
-                        <w:t xml:space="preserve">2.72 </w:t>
-                      </w:r>
-                      <w:r>
-                        <w:rPr>
-                          <w:rFonts w:ascii="ＭＳ Ｐゴシック" w:eastAsia="ＭＳ Ｐゴシック" w:hAnsi="ＭＳ Ｐゴシック" w:hint="eastAsia"/>
-                          <w:sz w:val="44"/>
-                          <w:szCs w:val="44"/>
-                        </w:rPr>
-                        <w:t>v</w:t>
-                      </w:r>
-                    </w:p>
-                  </w:txbxContent>
-                </v:textbox>
-                <w10:wrap anchorx="margin"/>
-              </v:shape>
-            </w:pict>
-          </mc:Fallback>
-        </mc:AlternateContent>
-      </w:r>
-    </w:p>
-    <w:p>
-      <w:pPr>
-        <w:rPr>
-          <w:color w:val="000000" w:themeColor="text1"/>
-        </w:rPr>
-      </w:pPr>
-    </w:p>
-    <w:p>
-      <w:pPr>
-        <w:rPr>
-          <w:color w:val="000000" w:themeColor="text1"/>
-        </w:rPr>
-      </w:pPr>
-    </w:p>
-    <w:p>
-      <w:pPr>
-        <w:rPr>
-          <w:color w:val="000000" w:themeColor="text1"/>
-        </w:rPr>
-      </w:pPr>
-    </w:p>
-    <w:p>
-      <w:pPr>
-        <w:rPr>
-          <w:color w:val="000000" w:themeColor="text1"/>
-        </w:rPr>
-      </w:pPr>
-      <w:r>
-        <w:rPr>
-          <w:rFonts w:hint="eastAsia"/>
-          <w:color w:val="000000" w:themeColor="text1"/>
-        </w:rPr>
-        <w:t xml:space="preserve">　チェッカー底面の端子をMSシャーシのターミナルに当てて測定してください。</w:t>
-      </w:r>
-    </w:p>
-    <w:p>
-      <w:pPr>
-        <w:rPr>
-          <w:color w:val="FF0000"/>
-        </w:rPr>
-      </w:pPr>
-      <w:r>
-        <w:rPr>
-          <w:rFonts w:hint="eastAsia"/>
-          <w:color w:val="000000" w:themeColor="text1"/>
-        </w:rPr>
-        <w:t xml:space="preserve">　どの画面からでも測定電圧表示に切り替わります。</w:t>
-      </w:r>
-      <w:r>
-        <w:rPr>
-          <w:rFonts w:hint="eastAsia"/>
-          <w:color w:val="FF0000"/>
-        </w:rPr>
-        <w:t>（注意：ストップウォッチ画面で測定中は切り替わりません）</w:t>
-      </w:r>
-    </w:p>
-    <w:p>
-      <w:pPr>
-        <w:rPr>
-          <w:color w:val="000000" w:themeColor="text1"/>
-        </w:rPr>
-      </w:pPr>
-      <w:r>
-        <w:rPr>
-          <w:rFonts w:hint="eastAsia"/>
-          <w:color w:val="000000" w:themeColor="text1"/>
-        </w:rPr>
-        <w:t xml:space="preserve">　ターミナルから離すと元の画面に戻ります。</w:t>
-      </w:r>
-    </w:p>
-    <w:p>
-      <w:pPr>
-        <w:rPr>
-          <w:color w:val="000000" w:themeColor="text1"/>
-        </w:rPr>
-      </w:pPr>
-      <w:r>
-        <w:rPr>
-          <w:rFonts w:hint="eastAsia"/>
-          <w:color w:val="000000" w:themeColor="text1"/>
-        </w:rPr>
-        <w:t xml:space="preserve">　少し抑えるようにすると安定した電圧測定になります。</w:t>
-      </w:r>
-    </w:p>
-    <w:p>
-      <w:pPr>
-        <w:ind w:firstLineChars="100" w:firstLine="210"/>
-        <w:rPr>
-          <w:color w:val="000000" w:themeColor="text1"/>
-        </w:rPr>
-      </w:pPr>
-      <w:r>
-        <w:rPr>
-          <w:rFonts w:hint="eastAsia"/>
-          <w:color w:val="000000" w:themeColor="text1"/>
-        </w:rPr>
-        <w:t>ただし、押し過ぎはターミナルの接点圧の状態に影響与える場合があります。</w:t>
-      </w:r>
-    </w:p>
-    <w:p>
-      <w:pPr>
-        <w:ind w:firstLineChars="100" w:firstLine="210"/>
-        <w:rPr>
-          <w:color w:val="000000" w:themeColor="text1"/>
-        </w:rPr>
-      </w:pPr>
-      <w:r>
-        <w:rPr>
-          <w:rFonts w:hint="eastAsia"/>
-          <w:color w:val="000000" w:themeColor="text1"/>
-        </w:rPr>
-        <w:t>加減はお試しください。</w:t>
-      </w:r>
-    </w:p>
-    <w:p>
-      <w:pPr>
-        <w:rPr>
-          <w:color w:val="000000" w:themeColor="text1"/>
-        </w:rPr>
-      </w:pPr>
-    </w:p>
-    <w:p>
-      <w:pPr>
-        <w:rPr>
-          <w:color w:val="000000" w:themeColor="text1"/>
-        </w:rPr>
-      </w:pPr>
-      <w:r>
-        <w:rPr>
-          <w:rFonts w:hint="eastAsia"/>
-          <w:color w:val="000000" w:themeColor="text1"/>
-        </w:rPr>
-        <w:t xml:space="preserve">　シャーシのスイッチがOFFの時はリア側。スイッチがONの時はフロント側です。</w:t>
-      </w:r>
-    </w:p>
-    <w:p>
-      <w:pPr>
-        <w:ind w:left="210" w:hangingChars="100" w:hanging="210"/>
-        <w:rPr>
-          <w:color w:val="000000" w:themeColor="text1"/>
-        </w:rPr>
-      </w:pPr>
-      <w:r>
-        <w:rPr>
-          <w:rFonts w:hint="eastAsia"/>
-          <w:color w:val="000000" w:themeColor="text1"/>
-        </w:rPr>
-        <w:t xml:space="preserve">　いずれの場合もシャーシの中心にチェッカーがあるようにしてください。</w:t>
-      </w:r>
-      <w:r>
-        <w:rPr>
-          <w:color w:val="000000" w:themeColor="text1"/>
-        </w:rPr>
-        <w:br/>
-      </w:r>
-    </w:p>
-    <w:p>
-      <w:pPr>
-        <w:ind w:leftChars="100" w:left="210"/>
-        <w:rPr>
-          <w:color w:val="000000" w:themeColor="text1"/>
-        </w:rPr>
-      </w:pPr>
-      <w:r>
-        <w:rPr>
-          <w:rFonts w:hint="eastAsia"/>
-          <w:color w:val="000000" w:themeColor="text1"/>
-        </w:rPr>
-        <w:t>電池のプラス側の電圧測定端子がプラスです。</w:t>
-      </w:r>
-    </w:p>
-    <w:p>
-      <w:pPr>
-        <w:ind w:leftChars="100" w:left="210"/>
-        <w:rPr>
-          <w:color w:val="000000" w:themeColor="text1"/>
-        </w:rPr>
-      </w:pPr>
-      <w:r>
-        <w:rPr>
-          <w:rFonts w:hint="eastAsia"/>
-          <w:color w:val="000000" w:themeColor="text1"/>
-        </w:rPr>
-        <w:t>逆接保護の回路がありますが、なるべく逆接はしないようにしてください。</w:t>
-      </w:r>
-    </w:p>
-    <w:p>
-      <w:pPr>
-        <w:ind w:leftChars="100" w:left="210"/>
-        <w:rPr>
-          <w:color w:val="000000" w:themeColor="text1"/>
-        </w:rPr>
-      </w:pPr>
-      <w:r>
-        <w:rPr>
-          <w:rFonts w:hint="eastAsia"/>
-          <w:color w:val="000000" w:themeColor="text1"/>
-        </w:rPr>
-        <w:t>ミニ四駆の環境でのみご使用ください。</w:t>
-      </w:r>
-    </w:p>
-    <w:p>
-      <w:pPr>
-        <w:ind w:leftChars="100" w:left="210"/>
-        <w:rPr>
-          <w:color w:val="000000" w:themeColor="text1"/>
-        </w:rPr>
-      </w:pPr>
-    </w:p>
-    <w:p>
-      <w:pPr>
-        <w:ind w:leftChars="100" w:left="210"/>
-        <w:rPr>
-          <w:color w:val="000000" w:themeColor="text1"/>
-        </w:rPr>
-      </w:pPr>
-      <w:r>
-        <w:rPr>
-          <w:rFonts w:hint="eastAsia"/>
-          <w:color w:val="000000" w:themeColor="text1"/>
-        </w:rPr>
-        <w:t>電池動作状態で電圧測定のキャリブレーションを行っています。USB電源の場合には若干ずれる可能性があります。ご注意ください。</w:t>
-      </w:r>
-    </w:p>
-    <w:p>
-      <w:pPr>
-        <w:rPr>
-          <w:color w:val="000000" w:themeColor="text1"/>
-        </w:rPr>
-      </w:pPr>
-    </w:p>
-    <w:p>
-      <w:pPr>
-        <w:rPr>
-          <w:color w:val="000000" w:themeColor="text1"/>
-        </w:rPr>
-      </w:pPr>
-      <w:r>
-        <w:rPr>
-          <w:rFonts w:hint="eastAsia"/>
-          <w:color w:val="000000" w:themeColor="text1"/>
-        </w:rPr>
-        <w:t xml:space="preserve">　★銅ブラシモーターの測定について</w:t>
-      </w:r>
-      <w:r>
-        <w:rPr>
-          <w:rFonts w:hint="eastAsia"/>
-          <w:color w:val="000000" w:themeColor="text1"/>
-        </w:rPr>
-        <w:t>(チューンモーター、ライトダッシュモーター)</w:t>
-      </w:r>
-    </w:p>
-    <w:p>
-      <w:pPr>
-        <w:rPr>
-          <w:color w:val="000000" w:themeColor="text1"/>
-        </w:rPr>
-      </w:pPr>
-      <w:r>
-        <w:rPr>
-          <w:rFonts w:hint="eastAsia"/>
-          <w:color w:val="000000" w:themeColor="text1"/>
-        </w:rPr>
-        <w:t xml:space="preserve">　　銅ブラシ特有のノイズによって、電圧測定中でも速度を誤検知することが確認されて</w:t>
-      </w:r>
-    </w:p>
-    <w:p>
-      <w:pPr>
-        <w:ind w:firstLineChars="200" w:firstLine="420"/>
-        <w:rPr>
-          <w:color w:val="000000" w:themeColor="text1"/>
-        </w:rPr>
-      </w:pPr>
-      <w:r>
-        <w:rPr>
-          <w:rFonts w:hint="eastAsia"/>
-          <w:color w:val="000000" w:themeColor="text1"/>
-        </w:rPr>
-        <w:t>います。ノイズ対策は行っておりますが、誤検知についてはご了承ください。</w:t>
-      </w:r>
-    </w:p>
-    <w:p>
-      <w:pPr>
-        <w:ind w:firstLineChars="200" w:firstLine="420"/>
-        <w:rPr>
-          <w:color w:val="000000" w:themeColor="text1"/>
-        </w:rPr>
-      </w:pPr>
-      <w:r>
-        <w:rPr>
-          <w:rFonts w:hint="eastAsia"/>
-          <w:color w:val="000000" w:themeColor="text1"/>
-        </w:rPr>
-        <w:t>あまりに酷いときにはお手数ですがご連絡をお願いします。</w:t>
-      </w:r>
-    </w:p>
-    <w:p>
-      <w:pPr>
-        <w:ind w:firstLineChars="200" w:firstLine="420"/>
-        <w:rPr>
-          <w:color w:val="000000" w:themeColor="text1"/>
-        </w:rPr>
-      </w:pPr>
-      <w:r>
-        <w:rPr>
-          <w:rFonts w:hint="eastAsia"/>
-          <w:color w:val="000000" w:themeColor="text1"/>
-        </w:rPr>
-        <w:t>カーボンブラシのモーターでは問題無い認識です。</w:t>
-      </w:r>
-    </w:p>
-    <w:p>
-      <w:pPr>
-        <w:rPr>
-          <w:color w:val="000000" w:themeColor="text1"/>
-        </w:rPr>
-      </w:pPr>
-    </w:p>
-    <w:p>
-      <w:pPr>
-        <w:widowControl/>
-        <w:jc w:val="left"/>
-        <w:rPr>
-          <w:color w:val="000000" w:themeColor="text1"/>
-        </w:rPr>
-      </w:pPr>
-      <w:r>
-        <w:rPr>
-          <w:color w:val="000000" w:themeColor="text1"/>
-        </w:rPr>
-        <w:br w:type="page"/>
-      </w:r>
     </w:p>
     <w:p>
       <w:pPr>
@@ -9782,280 +9274,25 @@
       <w:r>
         <w:rPr>
           <w:rFonts w:hint="eastAsia"/>
-          <w:color w:val="000000" w:themeColor="text1"/>
+          <w:color w:val="FF0000"/>
         </w:rPr>
         <w:lastRenderedPageBreak/>
-        <w:t>■測定電圧の補正について</w:t>
-      </w:r>
-    </w:p>
-    <w:p>
-      <w:pPr>
-        <w:rPr>
-          <w:color w:val="000000" w:themeColor="text1"/>
-        </w:rPr>
-      </w:pPr>
-      <w:r>
-        <w:rPr>
-          <w:rFonts w:hint="eastAsia"/>
-          <w:color w:val="000000" w:themeColor="text1"/>
-        </w:rPr>
-        <w:t>発送前に電圧測定の動作確認及び補正を行っております。</w:t>
-      </w:r>
-    </w:p>
-    <w:p>
-      <w:pPr>
-        <w:rPr>
-          <w:color w:val="000000" w:themeColor="text1"/>
-        </w:rPr>
-      </w:pPr>
-      <w:r>
-        <w:rPr>
-          <w:rFonts w:hint="eastAsia"/>
-          <w:color w:val="000000" w:themeColor="text1"/>
-        </w:rPr>
-        <w:t>基本的にユーザー様の補正は必要ありませんが、補正手順を示します。</w:t>
-      </w:r>
-    </w:p>
-    <w:p>
-      <w:pPr>
-        <w:rPr>
-          <w:color w:val="000000" w:themeColor="text1"/>
-        </w:rPr>
-      </w:pPr>
-    </w:p>
-    <w:p>
-      <w:pPr>
-        <w:pStyle w:val="a7"/>
-        <w:numPr>
-          <w:ilvl w:val="0"/>
-          <w:numId w:val="1"/>
-        </w:numPr>
-        <w:ind w:leftChars="0"/>
-        <w:rPr>
-          <w:color w:val="000000" w:themeColor="text1"/>
-        </w:rPr>
-      </w:pPr>
-      <w:r>
-        <w:rPr>
-          <w:rFonts w:hint="eastAsia"/>
-          <w:color w:val="000000" w:themeColor="text1"/>
-        </w:rPr>
-        <w:t>SW1を押しながら電源ONしてください。</w:t>
-      </w:r>
-    </w:p>
-    <w:p>
-      <w:pPr>
-        <w:pStyle w:val="a7"/>
-        <w:numPr>
-          <w:ilvl w:val="0"/>
-          <w:numId w:val="1"/>
-        </w:numPr>
-        <w:ind w:leftChars="0"/>
-        <w:rPr>
-          <w:color w:val="000000" w:themeColor="text1"/>
-        </w:rPr>
-      </w:pPr>
-      <w:r>
-        <w:rPr>
-          <w:rFonts w:hint="eastAsia"/>
-          <w:color w:val="000000" w:themeColor="text1"/>
-        </w:rPr>
-        <w:t>「Starting」の表示中もSW1を押し続けてください。</w:t>
-      </w:r>
-    </w:p>
-    <w:p>
-      <w:pPr>
-        <w:pStyle w:val="a7"/>
-        <w:numPr>
-          <w:ilvl w:val="0"/>
-          <w:numId w:val="1"/>
-        </w:numPr>
-        <w:ind w:leftChars="0"/>
-        <w:rPr>
-          <w:color w:val="000000" w:themeColor="text1"/>
-        </w:rPr>
-      </w:pPr>
-      <w:r>
-        <w:rPr>
-          <w:rFonts w:hint="eastAsia"/>
-          <w:color w:val="000000" w:themeColor="text1"/>
-        </w:rPr>
-        <w:t>通常起動時には速度の「0.00」表示となるところが、補正値と測定電圧表示のモードになります。</w:t>
-      </w:r>
-    </w:p>
-    <w:p>
-      <w:pPr>
-        <w:pStyle w:val="a7"/>
-        <w:numPr>
-          <w:ilvl w:val="0"/>
-          <w:numId w:val="1"/>
-        </w:numPr>
-        <w:ind w:leftChars="0"/>
-        <w:rPr>
-          <w:color w:val="000000" w:themeColor="text1"/>
-        </w:rPr>
-      </w:pPr>
-      <w:r>
-        <w:rPr>
-          <w:rFonts w:hint="eastAsia"/>
-          <w:color w:val="000000" w:themeColor="text1"/>
-        </w:rPr>
-        <w:t>この状態でMSシャーシの電圧を測定しながら同時にテスターで電圧測定を行い、合わせ込む（補正）するようにしてください</w:t>
-      </w:r>
-    </w:p>
-    <w:p>
-      <w:pPr>
-        <w:pStyle w:val="a7"/>
-        <w:numPr>
-          <w:ilvl w:val="0"/>
-          <w:numId w:val="1"/>
-        </w:numPr>
-        <w:ind w:leftChars="0"/>
-        <w:rPr>
-          <w:color w:val="000000" w:themeColor="text1"/>
-        </w:rPr>
-      </w:pPr>
-      <w:r>
-        <w:rPr>
-          <w:rFonts w:hint="eastAsia"/>
-          <w:color w:val="000000" w:themeColor="text1"/>
-        </w:rPr>
-        <w:t>SW1で電圧が上がる方向、SW2で電圧が下がる方向になります。</w:t>
-      </w:r>
-    </w:p>
-    <w:p>
-      <w:pPr>
-        <w:pStyle w:val="a7"/>
-        <w:numPr>
-          <w:ilvl w:val="0"/>
-          <w:numId w:val="1"/>
-        </w:numPr>
-        <w:ind w:leftChars="0"/>
-        <w:rPr>
-          <w:color w:val="000000" w:themeColor="text1"/>
-        </w:rPr>
-      </w:pPr>
-      <w:r>
-        <w:rPr>
-          <w:rFonts w:hint="eastAsia"/>
-          <w:color w:val="000000" w:themeColor="text1"/>
-        </w:rPr>
-        <w:t>合わせ込み後に設定を保存したいときには、SW1と1秒以上長押ししてください。これで保存されます。</w:t>
-      </w:r>
-    </w:p>
-    <w:p>
-      <w:pPr>
-        <w:pStyle w:val="a7"/>
-        <w:numPr>
-          <w:ilvl w:val="0"/>
-          <w:numId w:val="1"/>
-        </w:numPr>
-        <w:ind w:leftChars="0"/>
-        <w:rPr>
-          <w:color w:val="000000" w:themeColor="text1"/>
-        </w:rPr>
-      </w:pPr>
-      <w:r>
-        <w:rPr>
-          <w:rFonts w:hint="eastAsia"/>
-          <w:color w:val="000000" w:themeColor="text1"/>
-        </w:rPr>
-        <w:t>補正中に保存したく無いときには、そのまま電源ＯＦＦするようにしてください。</w:t>
-      </w:r>
-      <w:r>
-        <w:rPr>
-          <w:rFonts w:hint="eastAsia"/>
-          <w:color w:val="000000" w:themeColor="text1"/>
-        </w:rPr>
-        <w:t>その時の</w:t>
-      </w:r>
-      <w:r>
-        <w:rPr>
-          <w:rFonts w:hint="eastAsia"/>
-          <w:color w:val="000000" w:themeColor="text1"/>
-        </w:rPr>
-        <w:t>設定は保存されません。</w:t>
-      </w:r>
-    </w:p>
-    <w:p>
-      <w:pPr>
-        <w:pStyle w:val="a7"/>
-        <w:ind w:leftChars="0" w:left="360"/>
-        <w:rPr>
-          <w:color w:val="000000" w:themeColor="text1"/>
-        </w:rPr>
-      </w:pPr>
-    </w:p>
-    <w:p>
-      <w:pPr>
-        <w:rPr>
-          <w:color w:val="000000" w:themeColor="text1"/>
-        </w:rPr>
-      </w:pPr>
-    </w:p>
-    <w:p>
-      <w:pPr>
-        <w:rPr>
-          <w:color w:val="000000" w:themeColor="text1"/>
-        </w:rPr>
-      </w:pPr>
-      <w:r>
-        <w:rPr>
-          <w:rFonts w:hint="eastAsia"/>
-          <w:color w:val="000000" w:themeColor="text1"/>
-        </w:rPr>
-        <w:t>★注意点：一度保存すると、一回前の前の補正情報が上書きされて残りません。</w:t>
-      </w:r>
-    </w:p>
-    <w:p>
-      <w:pPr>
-        <w:ind w:firstLineChars="500" w:firstLine="1050"/>
-        <w:rPr>
-          <w:color w:val="000000" w:themeColor="text1"/>
-        </w:rPr>
-      </w:pPr>
-      <w:r>
-        <w:rPr>
-          <w:rFonts w:hint="eastAsia"/>
-          <w:color w:val="000000" w:themeColor="text1"/>
-        </w:rPr>
-        <w:t>補正モードの1行目にある補正値を記録しておくようにしてください。</w:t>
-      </w:r>
-    </w:p>
-    <w:p>
-      <w:pPr>
-        <w:ind w:firstLineChars="500" w:firstLine="1050"/>
-        <w:rPr>
-          <w:color w:val="000000" w:themeColor="text1"/>
-        </w:rPr>
-      </w:pPr>
-      <w:r>
-        <w:rPr>
-          <w:rFonts w:hint="eastAsia"/>
-          <w:color w:val="000000" w:themeColor="text1"/>
-        </w:rPr>
-        <w:t>例：3.3333の様な数字です。</w:t>
-      </w:r>
-    </w:p>
-    <w:p>
-      <w:pPr>
-        <w:rPr>
-          <w:color w:val="000000" w:themeColor="text1"/>
-        </w:rPr>
-      </w:pPr>
-    </w:p>
-    <w:p>
-      <w:pPr>
-        <w:rPr>
-          <w:color w:val="FF0000"/>
-        </w:rPr>
-      </w:pPr>
-      <w:r>
-        <w:rPr>
-          <w:rFonts w:hint="eastAsia"/>
-          <w:color w:val="000000" w:themeColor="text1"/>
-        </w:rPr>
-        <w:t>この補正操作に慣れますと何度でも補正はできますので、ご自身で試してみてください。</w:t>
+        <w:t>■ストップウォッチについて（2025/02/09追記）</w:t>
+      </w:r>
+    </w:p>
+    <w:p>
+      <w:pPr>
+        <w:ind w:left="210" w:hangingChars="100" w:hanging="210"/>
+        <w:rPr>
+          <w:color w:val="000000" w:themeColor="text1"/>
+        </w:rPr>
+      </w:pPr>
+      <w:r>
+        <w:rPr>
+          <w:rFonts w:hint="eastAsia"/>
+          <w:color w:val="000000" w:themeColor="text1"/>
+        </w:rPr>
+        <w:t xml:space="preserve">　起動するとストップウォッチモードなります。</w:t>
       </w:r>
       <w:r>
         <w:rPr>
@@ -10065,61 +9302,23 @@
       </w:r>
       <w:r>
         <w:rPr>
+          <w:rFonts w:hint="eastAsia"/>
+          <w:color w:val="000000" w:themeColor="text1"/>
+        </w:rPr>
+        <w:t>SW2で測定開始、終了します。</w:t>
+      </w:r>
+      <w:r>
+        <w:rPr>
           <w:color w:val="000000" w:themeColor="text1"/>
         </w:rPr>
         <w:br/>
       </w:r>
-    </w:p>
-    <w:p>
-      <w:pPr>
-        <w:widowControl/>
-        <w:jc w:val="left"/>
-        <w:rPr>
-          <w:color w:val="FF0000"/>
-        </w:rPr>
-      </w:pPr>
-      <w:r>
-        <w:rPr>
-          <w:color w:val="FF0000"/>
-        </w:rPr>
-        <w:br w:type="page"/>
-      </w:r>
-    </w:p>
-    <w:p>
-      <w:pPr>
-        <w:rPr>
-          <w:color w:val="000000" w:themeColor="text1"/>
-        </w:rPr>
-      </w:pPr>
-      <w:r>
-        <w:rPr>
-          <w:rFonts w:hint="eastAsia"/>
-          <w:color w:val="FF0000"/>
-        </w:rPr>
-        <w:lastRenderedPageBreak/>
-        <w:t>■</w:t>
-      </w:r>
-      <w:r>
-        <w:rPr>
-          <w:rFonts w:hint="eastAsia"/>
-          <w:color w:val="FF0000"/>
-        </w:rPr>
-        <w:t>ストップウォッチについて（2025/02/09追記）</w:t>
-      </w:r>
-    </w:p>
-    <w:p>
-      <w:pPr>
-        <w:ind w:left="210" w:hangingChars="100" w:hanging="210"/>
-        <w:rPr>
-          <w:color w:val="000000" w:themeColor="text1"/>
-        </w:rPr>
-      </w:pPr>
-      <w:r>
-        <w:rPr>
-          <w:rFonts w:hint="eastAsia"/>
-          <w:color w:val="000000" w:themeColor="text1"/>
-        </w:rPr>
-        <w:t xml:space="preserve">　起動するとストップウォッチモードなります。</w:t>
+      <w:r>
+        <w:rPr>
+          <w:rFonts w:hint="eastAsia"/>
+          <w:color w:val="000000" w:themeColor="text1"/>
+        </w:rPr>
+        <w:t>履歴3件が右側に表示されます。（電源オフで消えます）</w:t>
       </w:r>
       <w:r>
         <w:rPr>
@@ -10132,7 +9331,7 @@
           <w:rFonts w:hint="eastAsia"/>
           <w:color w:val="000000" w:themeColor="text1"/>
         </w:rPr>
-        <w:t>SW2で測定開始、終了します。</w:t>
+        <w:t>最大99.99秒です。超えますと00.00に戻り測定は継続します。</w:t>
       </w:r>
       <w:r>
         <w:rPr>
@@ -10145,7 +9344,14 @@
           <w:rFonts w:hint="eastAsia"/>
           <w:color w:val="000000" w:themeColor="text1"/>
         </w:rPr>
-        <w:t>履歴3件が右側に表示されます。（電源オフで消えます）</w:t>
+        <w:t>ストップウォッチ</w:t>
+      </w:r>
+      <w:r>
+        <w:rPr>
+          <w:rFonts w:hint="eastAsia"/>
+          <w:color w:val="000000" w:themeColor="text1"/>
+        </w:rPr>
+        <w:t>表示＋測定中は、スピードチェッカー、電圧測定、磁力測定はできません。</w:t>
       </w:r>
       <w:r>
         <w:rPr>
@@ -10158,7 +9364,7 @@
           <w:rFonts w:hint="eastAsia"/>
           <w:color w:val="000000" w:themeColor="text1"/>
         </w:rPr>
-        <w:t>最大99.99秒です。超えますと00.00に戻り測定は継続します。</w:t>
+        <w:t>表示中でもストップウォッチ測定していない時は各種測定できます。</w:t>
       </w:r>
       <w:r>
         <w:rPr>
@@ -10171,39 +9377,6 @@
           <w:rFonts w:hint="eastAsia"/>
           <w:color w:val="000000" w:themeColor="text1"/>
         </w:rPr>
-        <w:t>ストップウォッチ</w:t>
-      </w:r>
-      <w:r>
-        <w:rPr>
-          <w:rFonts w:hint="eastAsia"/>
-          <w:color w:val="000000" w:themeColor="text1"/>
-        </w:rPr>
-        <w:t>表示＋測定中は、スピードチェッカー、電圧測定、磁力測定はできません。</w:t>
-      </w:r>
-      <w:r>
-        <w:rPr>
-          <w:color w:val="000000" w:themeColor="text1"/>
-        </w:rPr>
-        <w:br/>
-      </w:r>
-      <w:r>
-        <w:rPr>
-          <w:rFonts w:hint="eastAsia"/>
-          <w:color w:val="000000" w:themeColor="text1"/>
-        </w:rPr>
-        <w:t>表示中でもストップウォッチ測定していない時は各種測定できます。</w:t>
-      </w:r>
-      <w:r>
-        <w:rPr>
-          <w:color w:val="000000" w:themeColor="text1"/>
-        </w:rPr>
-        <w:br/>
-      </w:r>
-      <w:r>
-        <w:rPr>
-          <w:rFonts w:hint="eastAsia"/>
-          <w:color w:val="000000" w:themeColor="text1"/>
-        </w:rPr>
         <w:t>ストップウォッチ測定中もSW1で画面切り替えることでスピード、電圧、磁力測定できます。</w:t>
       </w:r>
     </w:p>
@@ -10211,7 +9384,6 @@
       <w:pPr>
         <w:ind w:leftChars="100" w:left="210"/>
         <w:rPr>
-          <w:rFonts w:hint="eastAsia"/>
           <w:color w:val="000000" w:themeColor="text1"/>
         </w:rPr>
       </w:pPr>
@@ -10358,14 +9530,7 @@
           <w:rFonts w:hint="eastAsia"/>
           <w:color w:val="000000" w:themeColor="text1"/>
         </w:rPr>
-        <w:t>有効→無効もしくは無効→有効となり一旦電源OFFします</w:t>
-      </w:r>
-      <w:r>
-        <w:rPr>
-          <w:rFonts w:hint="eastAsia"/>
-          <w:color w:val="000000" w:themeColor="text1"/>
-        </w:rPr>
-        <w:t>。その旨表示します。</w:t>
+        <w:t>有効→無効もしくは無効→有効となり一旦電源OFFします。その旨表示します。</w:t>
       </w:r>
     </w:p>
     <w:p>
@@ -10412,7 +9577,6 @@
       <w:pPr>
         <w:ind w:left="210" w:hangingChars="100" w:hanging="210"/>
         <w:rPr>
-          <w:rFonts w:hint="eastAsia"/>
           <w:color w:val="000000" w:themeColor="text1"/>
         </w:rPr>
       </w:pPr>
@@ -11291,6 +10455,7 @@
   <w:style w:type="character" w:default="1" w:styleId="a0">
     <w:name w:val="Default Paragraph Font"/>
     <w:uiPriority w:val="1"/>
+    <w:semiHidden/>
     <w:unhideWhenUsed/>
   </w:style>
   <w:style w:type="table" w:default="1" w:styleId="a1">
